--- a/assets/img/Resume.docx
+++ b/assets/img/Resume.docx
@@ -6,9 +6,6 @@
       <w:pPr>
         <w:spacing w:after="120" w:line="240" w:lineRule="auto"/>
         <w:jc w:val="center"/>
-        <w:rPr>
-          <w:lang w:val="de-DE"/>
-        </w:rPr>
       </w:pPr>
       <w:r>
         <w:rPr>
@@ -92,58 +89,6 @@
           <w:b/>
           <w:sz w:val="22"/>
         </w:rPr>
-        <w:t xml:space="preserve">Professional </w:t>
-      </w:r>
-      <w:r>
-        <w:rPr>
-          <w:b/>
-          <w:sz w:val="22"/>
-        </w:rPr>
-        <w:t>Summary</w:t>
-      </w:r>
-    </w:p>
-    <w:p>
-      <w:pPr>
-        <w:spacing w:after="120" w:line="240" w:lineRule="auto"/>
-      </w:pPr>
-      <w:r>
-        <w:t xml:space="preserve">UI/UX designer with </w:t>
-      </w:r>
-      <w:r>
-        <w:t>2</w:t>
-      </w:r>
-      <w:r>
-        <w:t xml:space="preserve">+ years of experience crafting accessible, responsive digital products. Known for delivering award-winning user experiences, including recognition at the </w:t>
-      </w:r>
-      <w:proofErr w:type="spellStart"/>
-      <w:r>
-        <w:t>Endstar</w:t>
-      </w:r>
-      <w:proofErr w:type="spellEnd"/>
-      <w:r>
-        <w:t xml:space="preserve"> Spark Challenge and UC Riverside </w:t>
-      </w:r>
-      <w:proofErr w:type="spellStart"/>
-      <w:r>
-        <w:t>RoseHack</w:t>
-      </w:r>
-      <w:proofErr w:type="spellEnd"/>
-      <w:r>
-        <w:t xml:space="preserve"> 2025.</w:t>
-      </w:r>
-    </w:p>
-    <w:p>
-      <w:pPr>
-        <w:pBdr>
-          <w:bottom w:val="single" w:sz="6" w:space="1" w:color="auto"/>
-        </w:pBdr>
-        <w:spacing w:after="120"/>
-      </w:pPr>
-      <w:r>
-        <w:rPr>
-          <w:b/>
-          <w:sz w:val="22"/>
-        </w:rPr>
         <w:t>Experience</w:t>
       </w:r>
     </w:p>
@@ -163,14 +108,7 @@
           <w:b/>
           <w:bCs/>
         </w:rPr>
-        <w:t>UX/UI</w:t>
-      </w:r>
-      <w:r>
-        <w:rPr>
-          <w:b/>
-          <w:bCs/>
-        </w:rPr>
-        <w:t xml:space="preserve"> </w:t>
+        <w:t xml:space="preserve">UX/UI </w:t>
       </w:r>
       <w:r>
         <w:rPr>
@@ -437,37 +375,6 @@
       </w:pPr>
       <w:r>
         <w:t>Demonstrated attention to detail and adaptability in agile sprint environments</w:t>
-      </w:r>
-    </w:p>
-    <w:p>
-      <w:pPr>
-        <w:pStyle w:val="ListParagraph"/>
-        <w:numPr>
-          <w:ilvl w:val="0"/>
-          <w:numId w:val="13"/>
-        </w:numPr>
-        <w:spacing w:after="0"/>
-        <w:rPr>
-          <w:color w:val="7F7F7F" w:themeColor="text1" w:themeTint="80"/>
-        </w:rPr>
-      </w:pPr>
-      <w:r>
-        <w:rPr>
-          <w:color w:val="000000" w:themeColor="text1"/>
-        </w:rPr>
-        <w:t xml:space="preserve">Analyzed user testing feedback and proposed layout updates </w:t>
-      </w:r>
-      <w:r>
-        <w:rPr>
-          <w:color w:val="000000" w:themeColor="text1"/>
-        </w:rPr>
-        <w:t>to improve</w:t>
-      </w:r>
-      <w:r>
-        <w:rPr>
-          <w:color w:val="000000" w:themeColor="text1"/>
-        </w:rPr>
-        <w:t xml:space="preserve"> task flow</w:t>
       </w:r>
     </w:p>
     <w:p>
@@ -957,33 +864,19 @@
         <w:spacing w:after="120" w:line="240" w:lineRule="auto"/>
       </w:pPr>
       <w:r>
-        <w:t xml:space="preserve">Design Tools: </w:t>
-      </w:r>
-      <w:r>
-        <w:t>Figma, Adobe XD, Adobe Illustrator, Adobe InDesign, Adobe Photoshop</w:t>
+        <w:t>Design &amp; UX: UX/UI Design, Product Design, Wireframing, Prototyping, Usability Testing</w:t>
       </w:r>
       <w:r>
         <w:br/>
-        <w:t>Frontend Development: HTML5, CSS</w:t>
       </w:r>
       <w:r>
-        <w:t>3</w:t>
-      </w:r>
-      <w:r>
-        <w:t>,</w:t>
-      </w:r>
-      <w:r>
-        <w:t xml:space="preserve"> JavaScript,</w:t>
-      </w:r>
-      <w:r>
-        <w:t xml:space="preserve"> Bootstrap</w:t>
-      </w:r>
-      <w:r>
-        <w:t>, Responsive Design, Accessibility (WCAG)</w:t>
+        <w:t>Web Development: WordPress, Drupal, HTML5, CSS3, Responsive Development</w:t>
       </w:r>
       <w:r>
         <w:br/>
-        <w:t>UX Methods: User Experience Design, User Interface Design, User Research, Usability Testing, Wireframing</w:t>
+      </w:r>
+      <w:r>
+        <w:t>Tools: Figma, Illustrator, VS Code, AI-assisted development tools</w:t>
       </w:r>
     </w:p>
     <w:p>
@@ -1040,6 +933,17 @@
         <w:br/>
         <w:t>Arizona State University, Tempe, AZ</w:t>
       </w:r>
+      <w:r>
+        <w:t xml:space="preserve"> </w:t>
+      </w:r>
+      <w:r>
+        <w:rPr>
+          <w:i/>
+          <w:iCs/>
+          <w:color w:val="7F7F7F" w:themeColor="text1" w:themeTint="80"/>
+        </w:rPr>
+        <w:t>GPA 4.0/4.0</w:t>
+      </w:r>
     </w:p>
     <w:p>
       <w:pPr>
@@ -1074,6 +978,149 @@
         <w:br/>
         <w:t>National Yunlin University of Science &amp; Technology, Taiwan</w:t>
       </w:r>
+      <w:r>
+        <w:t xml:space="preserve"> </w:t>
+      </w:r>
+      <w:r>
+        <w:rPr>
+          <w:i/>
+          <w:iCs/>
+          <w:color w:val="7F7F7F" w:themeColor="text1" w:themeTint="80"/>
+        </w:rPr>
+        <w:t>GPA 3.75/4.0</w:t>
+      </w:r>
+    </w:p>
+    <w:p>
+      <w:pPr>
+        <w:pBdr>
+          <w:bottom w:val="single" w:sz="6" w:space="1" w:color="auto"/>
+        </w:pBdr>
+        <w:spacing w:after="120"/>
+      </w:pPr>
+      <w:r>
+        <w:rPr>
+          <w:b/>
+          <w:sz w:val="22"/>
+        </w:rPr>
+        <w:t>Awards</w:t>
+      </w:r>
+    </w:p>
+    <w:p>
+      <w:pPr>
+        <w:spacing w:after="120" w:line="240" w:lineRule="auto"/>
+      </w:pPr>
+      <w:r>
+        <w:rPr>
+          <w:rFonts w:cs="Arial"/>
+          <w:b/>
+          <w:bCs/>
+          <w:szCs w:val="20"/>
+          <w:shd w:val="clear" w:color="auto" w:fill="FFFFFF"/>
+        </w:rPr>
+        <w:t>People's Choice Award</w:t>
+      </w:r>
+      <w:r>
+        <w:rPr>
+          <w:rFonts w:cs="Arial"/>
+          <w:b/>
+          <w:bCs/>
+          <w:szCs w:val="20"/>
+          <w:shd w:val="clear" w:color="auto" w:fill="FFFFFF"/>
+        </w:rPr>
+        <w:t xml:space="preserve"> at</w:t>
+      </w:r>
+      <w:r>
+        <w:rPr>
+          <w:rFonts w:cs="Arial"/>
+          <w:szCs w:val="20"/>
+          <w:shd w:val="clear" w:color="auto" w:fill="FFFFFF"/>
+        </w:rPr>
+        <w:t xml:space="preserve"> </w:t>
+      </w:r>
+      <w:proofErr w:type="spellStart"/>
+      <w:r>
+        <w:rPr>
+          <w:rFonts w:cs="Arial"/>
+          <w:b/>
+          <w:bCs/>
+          <w:szCs w:val="20"/>
+        </w:rPr>
+        <w:t>Endstar</w:t>
+      </w:r>
+      <w:proofErr w:type="spellEnd"/>
+      <w:r>
+        <w:rPr>
+          <w:rFonts w:cs="Arial"/>
+          <w:b/>
+          <w:bCs/>
+          <w:szCs w:val="20"/>
+        </w:rPr>
+        <w:t xml:space="preserve"> Game Maker Spark Challenge</w:t>
+      </w:r>
+      <w:r>
+        <w:rPr>
+          <w:rFonts w:cs="Arial"/>
+          <w:szCs w:val="20"/>
+        </w:rPr>
+        <w:t xml:space="preserve">– </w:t>
+      </w:r>
+      <w:r>
+        <w:rPr>
+          <w:rFonts w:cs="Arial"/>
+          <w:color w:val="7F7F7F" w:themeColor="text1" w:themeTint="80"/>
+          <w:szCs w:val="20"/>
+        </w:rPr>
+        <w:t>ASU</w:t>
+      </w:r>
+      <w:r>
+        <w:rPr>
+          <w:rFonts w:cs="Arial"/>
+          <w:color w:val="7F7F7F" w:themeColor="text1" w:themeTint="80"/>
+          <w:szCs w:val="20"/>
+        </w:rPr>
+        <w:t xml:space="preserve"> and Endless Games and Learning Lab</w:t>
+      </w:r>
+      <w:r>
+        <w:rPr>
+          <w:rFonts w:cs="Arial"/>
+          <w:szCs w:val="20"/>
+        </w:rPr>
+        <w:t>, 2025</w:t>
+      </w:r>
+      <w:r>
+        <w:t xml:space="preserve"> </w:t>
+      </w:r>
+      <w:r>
+        <w:br/>
+      </w:r>
+      <w:r>
+        <w:rPr>
+          <w:b/>
+          <w:bCs/>
+        </w:rPr>
+        <w:t xml:space="preserve">2nd place at </w:t>
+      </w:r>
+      <w:proofErr w:type="spellStart"/>
+      <w:r>
+        <w:rPr>
+          <w:b/>
+          <w:bCs/>
+        </w:rPr>
+        <w:t>RoseHack</w:t>
+      </w:r>
+      <w:proofErr w:type="spellEnd"/>
+      <w:r>
+        <w:t xml:space="preserve">– </w:t>
+      </w:r>
+      <w:r>
+        <w:rPr>
+          <w:color w:val="7F7F7F" w:themeColor="text1" w:themeTint="80"/>
+        </w:rPr>
+        <w:t>UC Riverside</w:t>
+      </w:r>
+      <w:r>
+        <w:t xml:space="preserve">, 2025 </w:t>
+      </w:r>
     </w:p>
     <w:p>
       <w:pPr>
@@ -1095,7 +1142,31 @@
         <w:spacing w:after="120" w:line="240" w:lineRule="auto"/>
       </w:pPr>
       <w:r>
-        <w:t>Spark Challenge Skill Badge: UX Design – Arizona State University, 2025</w:t>
+        <w:t>IRB – Social and Behavioral Research (Group 2)</w:t>
+      </w:r>
+      <w:r>
+        <w:t xml:space="preserve"> </w:t>
+      </w:r>
+      <w:r>
+        <w:t>–</w:t>
+      </w:r>
+      <w:r>
+        <w:t xml:space="preserve"> </w:t>
+      </w:r>
+      <w:r>
+        <w:t>CITI Program</w:t>
+      </w:r>
+      <w:r>
+        <w:t>, 2026</w:t>
+      </w:r>
+      <w:r>
+        <w:br/>
+      </w:r>
+      <w:r>
+        <w:t>Spark Challenge Skill Badge: UX Design – Arizona State University, 202</w:t>
+      </w:r>
+      <w:r>
+        <w:t>5</w:t>
       </w:r>
       <w:r>
         <w:br/>

--- a/assets/img/Resume.docx
+++ b/assets/img/Resume.docx
@@ -6,6 +6,9 @@
       <w:pPr>
         <w:spacing w:after="120" w:line="240" w:lineRule="auto"/>
         <w:jc w:val="center"/>
+        <w:rPr>
+          <w:lang w:val="de-DE"/>
+        </w:rPr>
       </w:pPr>
       <w:r>
         <w:rPr>
@@ -154,7 +157,7 @@
           <w:i/>
           <w:iCs/>
         </w:rPr>
-        <w:t xml:space="preserve"> – </w:t>
+        <w:t xml:space="preserve"> –</w:t>
       </w:r>
       <w:r>
         <w:rPr>
@@ -163,7 +166,7 @@
           <w:i/>
           <w:iCs/>
         </w:rPr>
-        <w:t>Present</w:t>
+        <w:t>May 2026</w:t>
       </w:r>
       <w:r>
         <w:br/>
@@ -868,14 +871,10 @@
       </w:r>
       <w:r>
         <w:br/>
-      </w:r>
-      <w:r>
         <w:t>Web Development: WordPress, Drupal, HTML5, CSS3, Responsive Development</w:t>
       </w:r>
       <w:r>
         <w:br/>
-      </w:r>
-      <w:r>
         <w:t>Tools: Figma, Illustrator, VS Code, AI-assisted development tools</w:t>
       </w:r>
     </w:p>
@@ -897,7 +896,7 @@
     <w:p>
       <w:pPr>
         <w:tabs>
-          <w:tab w:val="center" w:pos="9923"/>
+          <w:tab w:val="center" w:pos="10773"/>
         </w:tabs>
         <w:spacing w:after="120" w:line="240" w:lineRule="auto"/>
       </w:pPr>
@@ -927,7 +926,16 @@
           <w:i/>
           <w:iCs/>
         </w:rPr>
-        <w:t>Expected September 2026</w:t>
+        <w:t>May</w:t>
+      </w:r>
+      <w:r>
+        <w:rPr>
+          <w:b/>
+          <w:bCs/>
+          <w:i/>
+          <w:iCs/>
+        </w:rPr>
+        <w:t xml:space="preserve"> 2026</w:t>
       </w:r>
       <w:r>
         <w:br/>
@@ -1017,17 +1025,7 @@
           <w:szCs w:val="20"/>
           <w:shd w:val="clear" w:color="auto" w:fill="FFFFFF"/>
         </w:rPr>
-        <w:t>People's Choice Award</w:t>
-      </w:r>
-      <w:r>
-        <w:rPr>
-          <w:rFonts w:cs="Arial"/>
-          <w:b/>
-          <w:bCs/>
-          <w:szCs w:val="20"/>
-          <w:shd w:val="clear" w:color="auto" w:fill="FFFFFF"/>
-        </w:rPr>
-        <w:t xml:space="preserve"> at</w:t>
+        <w:t>People's Choice Award at</w:t>
       </w:r>
       <w:r>
         <w:rPr>
@@ -1070,15 +1068,7 @@
           <w:color w:val="7F7F7F" w:themeColor="text1" w:themeTint="80"/>
           <w:szCs w:val="20"/>
         </w:rPr>
-        <w:t>ASU</w:t>
-      </w:r>
-      <w:r>
-        <w:rPr>
-          <w:rFonts w:cs="Arial"/>
-          <w:color w:val="7F7F7F" w:themeColor="text1" w:themeTint="80"/>
-          <w:szCs w:val="20"/>
-        </w:rPr>
-        <w:t xml:space="preserve"> and Endless Games and Learning Lab</w:t>
+        <w:t>ASU and Endless Games and Learning Lab</w:t>
       </w:r>
       <w:r>
         <w:rPr>
@@ -1145,13 +1135,7 @@
         <w:t>IRB – Social and Behavioral Research (Group 2)</w:t>
       </w:r>
       <w:r>
-        <w:t xml:space="preserve"> </w:t>
-      </w:r>
-      <w:r>
-        <w:t>–</w:t>
-      </w:r>
-      <w:r>
-        <w:t xml:space="preserve"> </w:t>
+        <w:t xml:space="preserve"> – </w:t>
       </w:r>
       <w:r>
         <w:t>CITI Program</w:t>
